--- a/04_Сертификаты_взрывозащиты/Перевод_RU/Сертификат_Ex_магнитный_уровнемер_UHZ-517_RU.docx
+++ b/04_Сертификаты_взрывозащиты/Перевод_RU/Сертификат_Ex_магнитный_уровнемер_UHZ-517_RU.docx
@@ -20,7 +20,7 @@
           <w:iCs/>
           <w:i/>
         </w:rPr>
-        <w:t xml:space="preserve">Перевод с китайского и английского языков. Исходный файл: UHZ-517磁性液位计（带变送器）-隔爆.pdf. Страниц в оригинале: 2.</w:t>
+        <w:t xml:space="preserve">Перевод с китайского и английского языков. Исходный файл: Сертификат_Ex_магнитный_уровнемер_UHZ-517.pdf (исходное имя: UHZ-517磁性液位计（带变送器）-隔爆.pdf). Страниц в оригинале: 2.</w:t>
       </w:r>
     </w:p>
     <w:p>
